--- a/docs/literature/Literature_review_Priors_Oxford_Harvard_2020-2026.docx
+++ b/docs/literature/Literature_review_Priors_Oxford_Harvard_2020-2026.docx
@@ -5873,12 +5873,22 @@
           <m:r>
             <m:t>  </m:t>
           </m:r>
-          <m:r>
-            <m:rPr>
-              <m:nor/>
-            </m:rPr>
-            <m:t>(regular parametric case)</m:t>
-          </m:r>
+          <m:d>
+            <m:dPr>
+              <m:begChr m:val="("/>
+              <m:sepChr m:val=""/>
+              <m:endChr m:val=")"/>
+              <m:grow/>
+            </m:dPr>
+            <m:e>
+              <m:r>
+                <m:rPr>
+                  <m:nor/>
+                </m:rPr>
+                <m:t>regular parametric case</m:t>
+              </m:r>
+            </m:e>
+          </m:d>
         </m:oMath>
       </m:oMathPara>
     </w:p>
@@ -11714,7 +11724,7 @@
             <w:vAlign w:val="top"/>
           </w:tcPr>
           <w:p>
-            <w:hyperlink w:history="1" r:id="rIdtklcdstauyat5r1uf3ibd">
+            <w:hyperlink w:history="1" r:id="rIdkhikhbppdy7ruv2bf0ivm">
               <w:r>
                 <w:rPr>
                   <w:color w:val="1D4ED8"/>
@@ -12640,7 +12650,7 @@
             <w:vAlign w:val="top"/>
           </w:tcPr>
           <w:p>
-            <w:hyperlink w:history="1" r:id="rIdl9c8yzhkcnelh0v5ajwqc">
+            <w:hyperlink w:history="1" r:id="rIdinb_qzi94vkn1upd5tjtt">
               <w:r>
                 <w:rPr>
                   <w:color w:val="1D4ED8"/>
@@ -13583,7 +13593,7 @@
             <w:vAlign w:val="top"/>
           </w:tcPr>
           <w:p>
-            <w:hyperlink w:history="1" r:id="rIdyn1tnwigrwi8y_act192h">
+            <w:hyperlink w:history="1" r:id="rIdktlqkuf2at9b5qaj2e-6w">
               <w:r>
                 <w:rPr>
                   <w:color w:val="1D4ED8"/>
@@ -14746,7 +14756,7 @@
             <w:vAlign w:val="top"/>
           </w:tcPr>
           <w:p>
-            <w:hyperlink w:history="1" r:id="rIdfbjr6fxnsabzsbi4e9irx">
+            <w:hyperlink w:history="1" r:id="rIdhx1yb-e3dezhsmnbohhft">
               <w:r>
                 <w:rPr>
                   <w:color w:val="1D4ED8"/>
@@ -15623,7 +15633,7 @@
             <w:vAlign w:val="top"/>
           </w:tcPr>
           <w:p>
-            <w:hyperlink w:history="1" r:id="rIdtmf63fw5fqxkni6vgy-m6">
+            <w:hyperlink w:history="1" r:id="rIdcex5lbzus-ykg3m9tb2ll">
               <w:r>
                 <w:rPr>
                   <w:color w:val="1D4ED8"/>
@@ -16288,7 +16298,7 @@
         </m:r>
       </m:oMath>
       <w:r>
-        <w:t xml:space="preserve"> of the Matérn prior determines the learning rate, and the article shows how this prior is built in non-Euclidean geometry, e.g. on surfaces or networks.</w:t>
+        <w:t xml:space="preserve"> of the Matérn prior determines the rate of learning, and the article shows how this prior is built in non-Euclidean geometry, e.g. on surfaces or networks.</w:t>
       </w:r>
     </w:p>
     <w:p>
@@ -16491,7 +16501,7 @@
             <w:vAlign w:val="top"/>
           </w:tcPr>
           <w:p>
-            <w:hyperlink w:history="1" r:id="rIdrrt3txkacmh3mtefm5m4y">
+            <w:hyperlink w:history="1" r:id="rIdrsikxqhspapzrihp8cfz4">
               <w:r>
                 <w:rPr>
                   <w:color w:val="1D4ED8"/>
@@ -17353,7 +17363,7 @@
             <w:vAlign w:val="top"/>
           </w:tcPr>
           <w:p>
-            <w:hyperlink w:history="1" r:id="rIdignxqmyjihwcjubbkz0ez">
+            <w:hyperlink w:history="1" r:id="rId8xtkoy6xp1vdtocncq-6j">
               <w:r>
                 <w:rPr>
                   <w:color w:val="1D4ED8"/>
@@ -18338,7 +18348,7 @@
             <w:vAlign w:val="top"/>
           </w:tcPr>
           <w:p>
-            <w:hyperlink w:history="1" r:id="rIdzgul6z60dsaqcyzftuj14">
+            <w:hyperlink w:history="1" r:id="rIdacz75jqrauogicnpqijbe">
               <w:r>
                 <w:rPr>
                   <w:color w:val="1D4ED8"/>
@@ -19456,7 +19466,7 @@
             <w:vAlign w:val="top"/>
           </w:tcPr>
           <w:p>
-            <w:hyperlink w:history="1" r:id="rId0jrui-7vnqlqug3ahnad3">
+            <w:hyperlink w:history="1" r:id="rIdzee2o8_dt4jugvsyrdohd">
               <w:r>
                 <w:rPr>
                   <w:color w:val="1D4ED8"/>
@@ -20291,7 +20301,7 @@
             <w:vAlign w:val="top"/>
           </w:tcPr>
           <w:p>
-            <w:hyperlink w:history="1" r:id="rIdzfwrvlnp4slx5om_4fndx">
+            <w:hyperlink w:history="1" r:id="rId1vhu6qbtvix9-xuiv6v_u">
               <w:r>
                 <w:rPr>
                   <w:color w:val="1D4ED8"/>
@@ -21242,7 +21252,7 @@
             <w:vAlign w:val="top"/>
           </w:tcPr>
           <w:p>
-            <w:hyperlink w:history="1" r:id="rIdicl3wzaoqzqkikqfq1sgk">
+            <w:hyperlink w:history="1" r:id="rIdzl0lf-xopemoxwtz7ijqj">
               <w:r>
                 <w:rPr>
                   <w:color w:val="1D4ED8"/>
@@ -22513,7 +22523,7 @@
             <w:vAlign w:val="top"/>
           </w:tcPr>
           <w:p>
-            <w:hyperlink w:history="1" r:id="rId-tjfh_i-nq128rqrrpz5z">
+            <w:hyperlink w:history="1" r:id="rIdysgqn3tk750zdkryxj4x6">
               <w:r>
                 <w:rPr>
                   <w:color w:val="1D4ED8"/>
@@ -23840,7 +23850,7 @@
             <w:vAlign w:val="top"/>
           </w:tcPr>
           <w:p>
-            <w:hyperlink w:history="1" r:id="rIdnoqsozfeqjgbheikv_ahd">
+            <w:hyperlink w:history="1" r:id="rIdfa1h5izr5o5gx3dteu5ep">
               <w:r>
                 <w:rPr>
                   <w:color w:val="1D4ED8"/>
@@ -24047,7 +24057,7 @@
         </m:r>
       </m:oMath>
       <w:r>
-        <w:t xml:space="preserve">, on the weights and on the component parameters, up to relabeling. The proof relies on Doob’s theorem: consistency holds for parameter values with prior probability one and, for the usual priors, for almost all values in the Lebesgue sense. The result justifies the prior on </w:t>
+        <w:t xml:space="preserve">, on the weights and on the component parameters, up to relabeling. The proof relies on Doob’s theorem: consistency holds on a set of parameter values of prior probability one and, for the usual priors, for almost all values in the Lebesgue sense. The result justifies the prior on </w:t>
       </w:r>
       <m:oMath>
         <m:r>
@@ -24903,7 +24913,7 @@
             <w:vAlign w:val="top"/>
           </w:tcPr>
           <w:p>
-            <w:hyperlink w:history="1" r:id="rIdueyqfhsy_8ecdafm6vg8f">
+            <w:hyperlink w:history="1" r:id="rId1wpbtlu2ag_9mp_xlpc21">
               <w:r>
                 <w:rPr>
                   <w:color w:val="1D4ED8"/>
@@ -25747,7 +25757,7 @@
             <w:vAlign w:val="top"/>
           </w:tcPr>
           <w:p>
-            <w:hyperlink w:history="1" r:id="rId2v6bc5khpayhulurow5h7">
+            <w:hyperlink w:history="1" r:id="rIdi62topnez98fzmc9n0wrz">
               <w:r>
                 <w:rPr>
                   <w:color w:val="1D4ED8"/>
@@ -26622,7 +26632,7 @@
             <w:vAlign w:val="top"/>
           </w:tcPr>
           <w:p>
-            <w:hyperlink w:history="1" r:id="rIdzv9yq2-s-rtyecwatlti3">
+            <w:hyperlink w:history="1" r:id="rIdvzrazc29dxii5bt-ocjuj">
               <w:r>
                 <w:rPr>
                   <w:color w:val="1D4ED8"/>
@@ -27663,7 +27673,7 @@
             <w:vAlign w:val="top"/>
           </w:tcPr>
           <w:p>
-            <w:hyperlink w:history="1" r:id="rIdxgaic8szhrcxrqnakpjmv">
+            <w:hyperlink w:history="1" r:id="rIdfd_kljvundgqxkrksc7qj">
               <w:r>
                 <w:rPr>
                   <w:color w:val="1D4ED8"/>
@@ -28609,7 +28619,7 @@
             <w:vAlign w:val="top"/>
           </w:tcPr>
           <w:p>
-            <w:hyperlink w:history="1" r:id="rId4wg8kekgru2dzbvhnjkxl">
+            <w:hyperlink w:history="1" r:id="rId5i5bmc8vzncenc2eblnkb">
               <w:r>
                 <w:rPr>
                   <w:color w:val="1D4ED8"/>
@@ -29661,7 +29671,7 @@
             <w:vAlign w:val="top"/>
           </w:tcPr>
           <w:p>
-            <w:hyperlink w:history="1" r:id="rIdytj39fynciadv7o2o3wtk">
+            <w:hyperlink w:history="1" r:id="rIdfmottbpotovkzcnifbxnq">
               <w:r>
                 <w:rPr>
                   <w:color w:val="1D4ED8"/>
@@ -30651,7 +30661,7 @@
             <w:vAlign w:val="top"/>
           </w:tcPr>
           <w:p>
-            <w:hyperlink w:history="1" r:id="rIdnkfjkckmt1et7oevag0iu">
+            <w:hyperlink w:history="1" r:id="rIdhns5fbgam2s-6ith08d-q">
               <w:r>
                 <w:rPr>
                   <w:color w:val="1D4ED8"/>
@@ -32058,7 +32068,7 @@
                 <w:sz w:val="17"/>
                 <w:szCs w:val="17"/>
               </w:rPr>
-              <w:t xml:space="preserve">Prior smoothness and geometry determine the learning rate.</w:t>
+              <w:t xml:space="preserve">Prior smoothness and geometry determine the rate of learning.</w:t>
             </w:r>
           </w:p>
         </w:tc>
@@ -33449,7 +33459,7 @@
                 <w:sz w:val="17"/>
                 <w:szCs w:val="17"/>
               </w:rPr>
-              <w:t xml:space="preserve">When mean-field gives the evidence correctly to first order.</w:t>
+              <w:t xml:space="preserve">Conditions under which mean-field gives the evidence correctly to first order.</w:t>
             </w:r>
           </w:p>
         </w:tc>
@@ -33525,7 +33535,7 @@
         </m:r>
       </m:oMath>
       <w:r>
-        <w:t xml:space="preserve"> correctly [H3], while in high dimension it is now understood when a mean-field approximation of the evidence is reliable [H10].</w:t>
+        <w:t xml:space="preserve"> correctly [H3], while in high dimension it becomes clear when a mean-field approximation of the evidence is reliable [H10].</w:t>
       </w:r>
     </w:p>
     <w:p>
@@ -33850,7 +33860,7 @@
               </w:rPr>
               <w:t xml:space="preserve">, 11(3), 031059. </w:t>
             </w:r>
-            <w:hyperlink w:history="1" r:id="rId7rvf1wztlxovn5w5tnyyr">
+            <w:hyperlink w:history="1" r:id="rIdkgd0enbvlcep0aiupvlrk">
               <w:r>
                 <w:rPr>
                   <w:color w:val="1D4ED8"/>
@@ -33947,7 +33957,7 @@
               </w:rPr>
               <w:t xml:space="preserve">, 18(1), 79–104. </w:t>
             </w:r>
-            <w:hyperlink w:history="1" r:id="rIdlbr6b1qssyjp5oetr_5pu">
+            <w:hyperlink w:history="1" r:id="rIdswdyoqoxrbxlx5asol-yy">
               <w:r>
                 <w:rPr>
                   <w:color w:val="1D4ED8"/>
@@ -34129,7 +34139,7 @@
               </w:rPr>
               <w:t xml:space="preserve">, 12, 2914. </w:t>
             </w:r>
-            <w:hyperlink w:history="1" r:id="rIdrmw4_gbmddwxx7cioskn2">
+            <w:hyperlink w:history="1" r:id="rIddkmfyjqccfn9sbmf4gmgz">
               <w:r>
                 <w:rPr>
                   <w:color w:val="1D4ED8"/>
@@ -38924,7 +38934,7 @@
         <w:jc w:val="both"/>
       </w:pPr>
       <w:r>
-        <w:t xml:space="preserve">A closed dual form and an analytic gradient: the extra cost is </w:t>
+        <w:t xml:space="preserve">A closed-form dual and an analytic gradient: the extra cost is </w:t>
       </w:r>
       <m:oMath>
         <m:r>
@@ -39772,7 +39782,7 @@
                 <w:sz w:val="17"/>
                 <w:szCs w:val="17"/>
               </w:rPr>
-              <w:t xml:space="preserve">Sets of priors, a minimax criterion and care about dilation.</w:t>
+              <w:t xml:space="preserve">Sets of priors, a minimax criterion and caution about dilation.</w:t>
             </w:r>
           </w:p>
         </w:tc>
@@ -40245,7 +40255,7 @@
         </w:rPr>
         <w:t xml:space="preserve"> </w:t>
       </w:r>
-      <w:hyperlink w:history="1" r:id="rIdooj5d7onffpbzm5ggd3qh">
+      <w:hyperlink w:history="1" r:id="rIdednr7astqikdppb0e2amu">
         <w:r>
           <w:rPr>
             <w:color w:val="1D4ED8"/>
@@ -40306,7 +40316,7 @@
         </w:rPr>
         <w:t xml:space="preserve"> </w:t>
       </w:r>
-      <w:hyperlink w:history="1" r:id="rIdadws5xvuqbbuvy8zns0vb">
+      <w:hyperlink w:history="1" r:id="rIdp2ombmea2n90qjiasfta7">
         <w:r>
           <w:rPr>
             <w:color w:val="1D4ED8"/>
@@ -40367,7 +40377,7 @@
         </w:rPr>
         <w:t xml:space="preserve"> </w:t>
       </w:r>
-      <w:hyperlink w:history="1" r:id="rIduxghbkdqkg2vs8ueunbj7">
+      <w:hyperlink w:history="1" r:id="rIdeyqnoojd5kw3c0ncuxz6b">
         <w:r>
           <w:rPr>
             <w:color w:val="1D4ED8"/>
@@ -40428,7 +40438,7 @@
         </w:rPr>
         <w:t xml:space="preserve"> </w:t>
       </w:r>
-      <w:hyperlink w:history="1" r:id="rId1bpc-qo8kbjn6w7k8dc_j">
+      <w:hyperlink w:history="1" r:id="rIdhi8mxok9dmwch_w8j_zqj">
         <w:r>
           <w:rPr>
             <w:color w:val="1D4ED8"/>
@@ -40489,7 +40499,7 @@
         </w:rPr>
         <w:t xml:space="preserve"> </w:t>
       </w:r>
-      <w:hyperlink w:history="1" r:id="rIdzsfy0p3wnsmh16vyjvozj">
+      <w:hyperlink w:history="1" r:id="rIdkeseq1yitfkj0gwnsuok4">
         <w:r>
           <w:rPr>
             <w:color w:val="1D4ED8"/>
@@ -40550,7 +40560,7 @@
         </w:rPr>
         <w:t xml:space="preserve"> </w:t>
       </w:r>
-      <w:hyperlink w:history="1" r:id="rIdsp7xtwp17o5oyli0vfp0x">
+      <w:hyperlink w:history="1" r:id="rId1pl78ykxlgemqk13n_aoc">
         <w:r>
           <w:rPr>
             <w:color w:val="1D4ED8"/>
@@ -40611,7 +40621,7 @@
         </w:rPr>
         <w:t xml:space="preserve"> </w:t>
       </w:r>
-      <w:hyperlink w:history="1" r:id="rIdno5nzzfm7g_ejtnbqplyo">
+      <w:hyperlink w:history="1" r:id="rIdpvv57sdbdvveydiooyvhn">
         <w:r>
           <w:rPr>
             <w:color w:val="1D4ED8"/>
@@ -40672,7 +40682,7 @@
         </w:rPr>
         <w:t xml:space="preserve"> </w:t>
       </w:r>
-      <w:hyperlink w:history="1" r:id="rIdlcrczehfk1igqkmpd5yza">
+      <w:hyperlink w:history="1" r:id="rIdutote244ooday1hzgms75">
         <w:r>
           <w:rPr>
             <w:color w:val="1D4ED8"/>
@@ -40733,7 +40743,7 @@
         </w:rPr>
         <w:t xml:space="preserve"> </w:t>
       </w:r>
-      <w:hyperlink w:history="1" r:id="rIdyqzircg7ukqwihagved_1">
+      <w:hyperlink w:history="1" r:id="rIdrlaf3jc-2_iizhf-knje9">
         <w:r>
           <w:rPr>
             <w:color w:val="1D4ED8"/>
@@ -40794,7 +40804,7 @@
         </w:rPr>
         <w:t xml:space="preserve"> </w:t>
       </w:r>
-      <w:hyperlink w:history="1" r:id="rIdyyiwa8-jawrrhg75ozlis">
+      <w:hyperlink w:history="1" r:id="rIdarn-fyxrq4pa1mbwz6sxw">
         <w:r>
           <w:rPr>
             <w:color w:val="1D4ED8"/>
@@ -40855,7 +40865,7 @@
         </w:rPr>
         <w:t xml:space="preserve"> </w:t>
       </w:r>
-      <w:hyperlink w:history="1" r:id="rIdkj3ekscutv-lzz_arpvse">
+      <w:hyperlink w:history="1" r:id="rIdzfgnn7ymqsgrxgxg6y9g6">
         <w:r>
           <w:rPr>
             <w:color w:val="1D4ED8"/>
@@ -40916,7 +40926,7 @@
         </w:rPr>
         <w:t xml:space="preserve"> </w:t>
       </w:r>
-      <w:hyperlink w:history="1" r:id="rIdarccd0ykijioplddrmhev">
+      <w:hyperlink w:history="1" r:id="rIduxhd8zple1c6y2cvdc8jd">
         <w:r>
           <w:rPr>
             <w:color w:val="1D4ED8"/>
@@ -40977,7 +40987,7 @@
         </w:rPr>
         <w:t xml:space="preserve"> </w:t>
       </w:r>
-      <w:hyperlink w:history="1" r:id="rIddj48lqa2suronibb3qsd5">
+      <w:hyperlink w:history="1" r:id="rId1_nvkyq1pgse-cthtkvps">
         <w:r>
           <w:rPr>
             <w:color w:val="1D4ED8"/>
@@ -41038,7 +41048,7 @@
         </w:rPr>
         <w:t xml:space="preserve"> </w:t>
       </w:r>
-      <w:hyperlink w:history="1" r:id="rIdn5xhzhyiacuu3ovuyj6zj">
+      <w:hyperlink w:history="1" r:id="rIdu-izqbw-8g9rzb0jatber">
         <w:r>
           <w:rPr>
             <w:color w:val="1D4ED8"/>
@@ -41099,7 +41109,7 @@
         </w:rPr>
         <w:t xml:space="preserve"> </w:t>
       </w:r>
-      <w:hyperlink w:history="1" r:id="rId1esraa60wmros_ewjk62x">
+      <w:hyperlink w:history="1" r:id="rIdlohyfzyr4aaffmqqadipc">
         <w:r>
           <w:rPr>
             <w:color w:val="1D4ED8"/>
@@ -41160,7 +41170,7 @@
         </w:rPr>
         <w:t xml:space="preserve"> </w:t>
       </w:r>
-      <w:hyperlink w:history="1" r:id="rIdkfc9qx_rdxhojatb4yxxr">
+      <w:hyperlink w:history="1" r:id="rIda0yjv48a7hmzlj1qw8tgw">
         <w:r>
           <w:rPr>
             <w:color w:val="1D4ED8"/>
@@ -41221,7 +41231,7 @@
         </w:rPr>
         <w:t xml:space="preserve"> </w:t>
       </w:r>
-      <w:hyperlink w:history="1" r:id="rIdq4n_g4dgzazfsmde5si9p">
+      <w:hyperlink w:history="1" r:id="rIdce9nuog07cdnur-sg1w7z">
         <w:r>
           <w:rPr>
             <w:color w:val="1D4ED8"/>
@@ -41282,7 +41292,7 @@
         </w:rPr>
         <w:t xml:space="preserve"> </w:t>
       </w:r>
-      <w:hyperlink w:history="1" r:id="rId6xzcwodz6exsnoi6lz5zp">
+      <w:hyperlink w:history="1" r:id="rIdctllmubasyemdvyufmshv">
         <w:r>
           <w:rPr>
             <w:color w:val="1D4ED8"/>
@@ -41343,7 +41353,7 @@
         </w:rPr>
         <w:t xml:space="preserve"> </w:t>
       </w:r>
-      <w:hyperlink w:history="1" r:id="rId6nv7evhx8yqpcgsx-rfhy">
+      <w:hyperlink w:history="1" r:id="rIdu4jnu1kmugmpjyskhd0sj">
         <w:r>
           <w:rPr>
             <w:color w:val="1D4ED8"/>
@@ -41404,7 +41414,7 @@
         </w:rPr>
         <w:t xml:space="preserve"> </w:t>
       </w:r>
-      <w:hyperlink w:history="1" r:id="rIdpcbcsjoftezfiiy8nd7io">
+      <w:hyperlink w:history="1" r:id="rIdtnhuoufcpfd5_yp5uszkz">
         <w:r>
           <w:rPr>
             <w:color w:val="1D4ED8"/>
@@ -41465,7 +41475,7 @@
         </w:rPr>
         <w:t xml:space="preserve"> </w:t>
       </w:r>
-      <w:hyperlink w:history="1" r:id="rIdd1emt8wbnn2kry59otn7g">
+      <w:hyperlink w:history="1" r:id="rIdyft5yazlktiu8nx0w607g">
         <w:r>
           <w:rPr>
             <w:color w:val="1D4ED8"/>
@@ -41526,7 +41536,7 @@
         </w:rPr>
         <w:t xml:space="preserve"> </w:t>
       </w:r>
-      <w:hyperlink w:history="1" r:id="rIdilymsanzx2hhwru_ntxxn">
+      <w:hyperlink w:history="1" r:id="rIdnfk5ijdh3trnxirzqabux">
         <w:r>
           <w:rPr>
             <w:color w:val="1D4ED8"/>
@@ -41587,7 +41597,7 @@
         </w:rPr>
         <w:t xml:space="preserve"> </w:t>
       </w:r>
-      <w:hyperlink w:history="1" r:id="rIdzesxwyk76ckz8o7ryflhv">
+      <w:hyperlink w:history="1" r:id="rIdfoplgvrsbabaernjlgxzf">
         <w:r>
           <w:rPr>
             <w:color w:val="1D4ED8"/>
@@ -41648,7 +41658,7 @@
         </w:rPr>
         <w:t xml:space="preserve"> </w:t>
       </w:r>
-      <w:hyperlink w:history="1" r:id="rIdu67p2f6xvwsjhsvksdv5i">
+      <w:hyperlink w:history="1" r:id="rIdtpnb04yg8pvp1tojdtco-">
         <w:r>
           <w:rPr>
             <w:color w:val="1D4ED8"/>
@@ -41709,7 +41719,7 @@
         </w:rPr>
         <w:t xml:space="preserve"> </w:t>
       </w:r>
-      <w:hyperlink w:history="1" r:id="rIdmlvg6n9oml2kmkrf0zvhi">
+      <w:hyperlink w:history="1" r:id="rIdi0utonibxg5rxwtg2dgq-">
         <w:r>
           <w:rPr>
             <w:color w:val="1D4ED8"/>
@@ -41770,7 +41780,7 @@
         </w:rPr>
         <w:t xml:space="preserve"> </w:t>
       </w:r>
-      <w:hyperlink w:history="1" r:id="rIdyjgczdfemhaljk7fuvuwh">
+      <w:hyperlink w:history="1" r:id="rIdbl0fi1snr0plx4xh3ak0y">
         <w:r>
           <w:rPr>
             <w:color w:val="1D4ED8"/>
@@ -41831,7 +41841,7 @@
         </w:rPr>
         <w:t xml:space="preserve"> </w:t>
       </w:r>
-      <w:hyperlink w:history="1" r:id="rIdiy6p8deshu_utqcg2itj1">
+      <w:hyperlink w:history="1" r:id="rIdvop-doqnl7db4zbulhwkj">
         <w:r>
           <w:rPr>
             <w:color w:val="1D4ED8"/>
@@ -41903,7 +41913,7 @@
         </w:rPr>
         <w:t xml:space="preserve"> </w:t>
       </w:r>
-      <w:hyperlink w:history="1" r:id="rId32pyy_uac0-ndchey8--r">
+      <w:hyperlink w:history="1" r:id="rIdabi5w8njl4w5a3jdvpnjw">
         <w:r>
           <w:rPr>
             <w:color w:val="1D4ED8"/>
@@ -41964,7 +41974,7 @@
         </w:rPr>
         <w:t xml:space="preserve"> </w:t>
       </w:r>
-      <w:hyperlink w:history="1" r:id="rIdv6iklwtrxavy2zeobhhhy">
+      <w:hyperlink w:history="1" r:id="rId_sv66_qzfp20yajkyb5ln">
         <w:r>
           <w:rPr>
             <w:color w:val="1D4ED8"/>
@@ -42025,7 +42035,7 @@
         </w:rPr>
         <w:t xml:space="preserve"> </w:t>
       </w:r>
-      <w:hyperlink w:history="1" r:id="rIdarkqa2t1trl0wnzc0wzbi">
+      <w:hyperlink w:history="1" r:id="rIduiq8szmlnhveaagxxi9_u">
         <w:r>
           <w:rPr>
             <w:color w:val="1D4ED8"/>
@@ -42086,7 +42096,7 @@
         </w:rPr>
         <w:t xml:space="preserve"> </w:t>
       </w:r>
-      <w:hyperlink w:history="1" r:id="rIdmmzrbvy9ujqfg4cphgmpt">
+      <w:hyperlink w:history="1" r:id="rId80yoph_79ovel2sqskna1">
         <w:r>
           <w:rPr>
             <w:color w:val="1D4ED8"/>
@@ -42147,7 +42157,7 @@
         </w:rPr>
         <w:t xml:space="preserve"> </w:t>
       </w:r>
-      <w:hyperlink w:history="1" r:id="rIdt6qdemxyny2wbynqhnkfi">
+      <w:hyperlink w:history="1" r:id="rId66rh9knlwm6_ud1tbunjj">
         <w:r>
           <w:rPr>
             <w:color w:val="1D4ED8"/>
@@ -42208,7 +42218,7 @@
         </w:rPr>
         <w:t xml:space="preserve"> </w:t>
       </w:r>
-      <w:hyperlink w:history="1" r:id="rId4k-vpynvhsh7csv3fjp6n">
+      <w:hyperlink w:history="1" r:id="rIdjzi00rugk2cyvsiwgubkf">
         <w:r>
           <w:rPr>
             <w:color w:val="1D4ED8"/>
@@ -42269,7 +42279,7 @@
         </w:rPr>
         <w:t xml:space="preserve"> </w:t>
       </w:r>
-      <w:hyperlink w:history="1" r:id="rIdp1vf4nztwowwxhltigkwb">
+      <w:hyperlink w:history="1" r:id="rIdaxuuj8z7okavayeitn2bb">
         <w:r>
           <w:rPr>
             <w:color w:val="1D4ED8"/>
@@ -42330,7 +42340,7 @@
         </w:rPr>
         <w:t xml:space="preserve"> </w:t>
       </w:r>
-      <w:hyperlink w:history="1" r:id="rIdwv9k7w5apkryozdyclvsv">
+      <w:hyperlink w:history="1" r:id="rIdjuxfkpqceswlhzm8soyzz">
         <w:r>
           <w:rPr>
             <w:color w:val="1D4ED8"/>
@@ -42391,7 +42401,7 @@
         </w:rPr>
         <w:t xml:space="preserve"> </w:t>
       </w:r>
-      <w:hyperlink w:history="1" r:id="rIdumil6zp6rbpscgplaeexd">
+      <w:hyperlink w:history="1" r:id="rIdav2ksowrl9oqgcr9-9iuq">
         <w:r>
           <w:rPr>
             <w:color w:val="1D4ED8"/>
@@ -42452,7 +42462,7 @@
         </w:rPr>
         <w:t xml:space="preserve"> </w:t>
       </w:r>
-      <w:hyperlink w:history="1" r:id="rIdb2dbpwsejzr4ftinvk84x">
+      <w:hyperlink w:history="1" r:id="rIdk1a_w4d9ln8sk75jsorj4">
         <w:r>
           <w:rPr>
             <w:color w:val="1D4ED8"/>
@@ -42513,7 +42523,7 @@
         </w:rPr>
         <w:t xml:space="preserve"> </w:t>
       </w:r>
-      <w:hyperlink w:history="1" r:id="rIdg7i4bpilv-vnw74kbqgog">
+      <w:hyperlink w:history="1" r:id="rIdtuqrg3scwbrb93gy0tgyj">
         <w:r>
           <w:rPr>
             <w:color w:val="1D4ED8"/>
@@ -42574,7 +42584,7 @@
         </w:rPr>
         <w:t xml:space="preserve"> </w:t>
       </w:r>
-      <w:hyperlink w:history="1" r:id="rIdfqgbmkfeijkebo0o47n6a">
+      <w:hyperlink w:history="1" r:id="rIdh-ncyxxutdgwxrtyndtxz">
         <w:r>
           <w:rPr>
             <w:color w:val="1D4ED8"/>
@@ -42635,7 +42645,7 @@
         </w:rPr>
         <w:t xml:space="preserve"> </w:t>
       </w:r>
-      <w:hyperlink w:history="1" r:id="rIdxad9fpm2dvco7roqzwvwy">
+      <w:hyperlink w:history="1" r:id="rIdixsm4gsikfdnphgdiyruu">
         <w:r>
           <w:rPr>
             <w:color w:val="1D4ED8"/>
@@ -42696,7 +42706,7 @@
         </w:rPr>
         <w:t xml:space="preserve"> </w:t>
       </w:r>
-      <w:hyperlink w:history="1" r:id="rIdw2hglrqqxww_otjo44sig">
+      <w:hyperlink w:history="1" r:id="rIdgpceauwi3d9gixajvlguw">
         <w:r>
           <w:rPr>
             <w:color w:val="1D4ED8"/>
@@ -42757,7 +42767,7 @@
         </w:rPr>
         <w:t xml:space="preserve"> </w:t>
       </w:r>
-      <w:hyperlink w:history="1" r:id="rIdxadpe04z-cuz9zsxewy3e">
+      <w:hyperlink w:history="1" r:id="rIdqbp8ncm3fvalahnazhyld">
         <w:r>
           <w:rPr>
             <w:color w:val="1D4ED8"/>
@@ -42818,7 +42828,7 @@
         </w:rPr>
         <w:t xml:space="preserve"> </w:t>
       </w:r>
-      <w:hyperlink w:history="1" r:id="rIdrerxsn85myupuh73dgmix">
+      <w:hyperlink w:history="1" r:id="rIdttkrsd8qaf2w3n-oh4mxe">
         <w:r>
           <w:rPr>
             <w:color w:val="1D4ED8"/>
@@ -42879,7 +42889,7 @@
         </w:rPr>
         <w:t xml:space="preserve"> </w:t>
       </w:r>
-      <w:hyperlink w:history="1" r:id="rIdo1mqfn_gtsax7yhgvvatw">
+      <w:hyperlink w:history="1" r:id="rIdqx-wpjugwuweysc4uezsa">
         <w:r>
           <w:rPr>
             <w:color w:val="1D4ED8"/>
@@ -42940,7 +42950,7 @@
         </w:rPr>
         <w:t xml:space="preserve"> </w:t>
       </w:r>
-      <w:hyperlink w:history="1" r:id="rId2bjviy8a0typtvjkjytkj">
+      <w:hyperlink w:history="1" r:id="rIdabfalemnhld-ulr5xi-8n">
         <w:r>
           <w:rPr>
             <w:color w:val="1D4ED8"/>
@@ -43001,7 +43011,7 @@
         </w:rPr>
         <w:t xml:space="preserve"> </w:t>
       </w:r>
-      <w:hyperlink w:history="1" r:id="rIdghrsxbktii2ongt0ozpvg">
+      <w:hyperlink w:history="1" r:id="rIdy71c_7mmi4srinzvrkxjl">
         <w:r>
           <w:rPr>
             <w:color w:val="1D4ED8"/>
@@ -43062,7 +43072,7 @@
         </w:rPr>
         <w:t xml:space="preserve"> </w:t>
       </w:r>
-      <w:hyperlink w:history="1" r:id="rId6x8lnvk5mt1m_fzov-jkd">
+      <w:hyperlink w:history="1" r:id="rIdxtzhum1vjzj2ngx0a5j8x">
         <w:r>
           <w:rPr>
             <w:color w:val="1D4ED8"/>
